--- a/data_out/bes_2003_2023/bes_servizi_tbl.docx
+++ b/data_out/bes_2003_2023/bes_servizi_tbl.docx
@@ -9148,1436 +9148,6 @@
                 <w:color w:val="000000"/>
               </w:rPr>
               <w:t xml:space="preserve">33,3</w:t>
-            </w:r>
-          </w:p>
-        </w:tc>
-      </w:tr>
-      <w:tr>
-        <w:trPr>
-          <w:trHeight w:val="360" w:hRule="auto"/>
-        </w:trPr>
-        body19
-        <w:tc>
-          <w:tcPr>
-            <w:vMerge w:val="restart"/>
-            <w:tcBorders>
-              <w:bottom w:val="single" w:sz="4" w:space="0" w:color="A6A6A6"/>
-              <w:top w:val="single" w:sz="4" w:space="0" w:color="A6A6A6"/>
-              <w:left w:val="single" w:sz="4" w:space="0" w:color="A6A6A6"/>
-              <w:right w:val="single" w:sz="4" w:space="0" w:color="A6A6A6"/>
-            </w:tcBorders>
-            <w:shd w:val="clear" w:color="auto" w:fill="F2F2F2"/>
-            <w:tcMar>
-              <w:top w:w="0" w:type="dxa"/>
-              <w:bottom w:w="0" w:type="dxa"/>
-              <w:left w:w="0" w:type="dxa"/>
-              <w:right w:w="0" w:type="dxa"/>
-            </w:tcMar>
-            <w:vAlign w:val="center"/>
-          </w:tcPr>
-          <w:p>
-            <w:pPr>
-              <w:jc w:val="left"/>
-              <w:pBdr>
-                <w:bottom w:val="none" w:sz="0" w:space="0" w:color="000000"/>
-                <w:top w:val="none" w:sz="0" w:space="0" w:color="000000"/>
-                <w:left w:val="none" w:sz="0" w:space="0" w:color="000000"/>
-                <w:right w:val="none" w:sz="0" w:space="0" w:color="000000"/>
-              </w:pBdr>
-              <w:spacing w:after="40" w:before="40" w:line="240"/>
-              <w:ind w:left="80" w:right="80" w:firstLine="0" w:firstLineChars="0"/>
-              <w:rPr>
-                <w:rFonts w:ascii="Roboto Condensed" w:hAnsi="Helvetica" w:eastAsia="Helvetica" w:cs="Roboto Condensed"/>
-                <w:i w:val="false"/>
-                <w:b w:val="false"/>
-                <w:u w:val="none"/>
-                <w:strike w:val="false"/>
-                <w:sz w:val="24"/>
-                <w:szCs w:val="24"/>
-                <w:color w:val="000000"/>
-              </w:rPr>
-            </w:pPr>
-            <w:r>
-              <w:rPr>
-                <w:rFonts w:ascii="Roboto Condensed" w:hAnsi="Helvetica" w:eastAsia="Helvetica" w:cs="Roboto Condensed"/>
-                <w:i w:val="false"/>
-                <w:b w:val="false"/>
-                <w:u w:val="none"/>
-                <w:strike w:val="false"/>
-                <w:sz w:val="24"/>
-                <w:szCs w:val="24"/>
-                <w:color w:val="000000"/>
-              </w:rPr>
-              <w:t xml:space="preserve">Densità e rilevanza del patrimonio museale</w:t>
-            </w:r>
-          </w:p>
-        </w:tc>
-        <w:tc>
-          <w:tcPr>
-            <w:vMerge w:val="restart"/>
-            <w:tcBorders>
-              <w:bottom w:val="single" w:sz="4" w:space="0" w:color="A6A6A6"/>
-              <w:top w:val="single" w:sz="4" w:space="0" w:color="A6A6A6"/>
-              <w:left w:val="single" w:sz="4" w:space="0" w:color="A6A6A6"/>
-              <w:right w:val="single" w:sz="4" w:space="0" w:color="A6A6A6"/>
-            </w:tcBorders>
-            <w:shd w:val="clear" w:color="auto" w:fill="F2F2F2"/>
-            <w:tcMar>
-              <w:top w:w="0" w:type="dxa"/>
-              <w:bottom w:w="0" w:type="dxa"/>
-              <w:left w:w="0" w:type="dxa"/>
-              <w:right w:w="0" w:type="dxa"/>
-            </w:tcMar>
-            <w:vAlign w:val="center"/>
-          </w:tcPr>
-          <w:p>
-            <w:pPr>
-              <w:jc w:val="left"/>
-              <w:pBdr>
-                <w:bottom w:val="none" w:sz="0" w:space="0" w:color="000000"/>
-                <w:top w:val="none" w:sz="0" w:space="0" w:color="000000"/>
-                <w:left w:val="none" w:sz="0" w:space="0" w:color="000000"/>
-                <w:right w:val="none" w:sz="0" w:space="0" w:color="000000"/>
-              </w:pBdr>
-              <w:spacing w:after="40" w:before="40" w:line="240"/>
-              <w:ind w:left="80" w:right="80" w:firstLine="0" w:firstLineChars="0"/>
-              <w:rPr>
-                <w:rFonts w:ascii="Roboto Condensed" w:hAnsi="Helvetica" w:eastAsia="Helvetica" w:cs="Roboto Condensed"/>
-                <w:i w:val="false"/>
-                <w:b w:val="false"/>
-                <w:u w:val="none"/>
-                <w:strike w:val="false"/>
-                <w:sz w:val="24"/>
-                <w:szCs w:val="24"/>
-                <w:color w:val="000000"/>
-              </w:rPr>
-            </w:pPr>
-            <w:r>
-              <w:rPr>
-                <w:rFonts w:ascii="Roboto Condensed" w:hAnsi="Helvetica" w:eastAsia="Helvetica" w:cs="Roboto Condensed"/>
-                <w:i w:val="false"/>
-                <w:b w:val="false"/>
-                <w:u w:val="none"/>
-                <w:strike w:val="false"/>
-                <w:sz w:val="24"/>
-                <w:szCs w:val="24"/>
-                <w:color w:val="000000"/>
-              </w:rPr>
-              <w:t xml:space="preserve">Per 100 km2</w:t>
-            </w:r>
-          </w:p>
-        </w:tc>
-        <w:tc>
-          <w:tcPr>
-            <w:tcBorders>
-              <w:bottom w:val="single" w:sz="4" w:space="0" w:color="A6A6A6"/>
-              <w:top w:val="single" w:sz="4" w:space="0" w:color="A6A6A6"/>
-              <w:left w:val="single" w:sz="4" w:space="0" w:color="A6A6A6"/>
-              <w:right w:val="single" w:sz="4" w:space="0" w:color="A6A6A6"/>
-            </w:tcBorders>
-            <w:shd w:val="clear" w:color="auto" w:fill="F0C166"/>
-            <w:tcMar>
-              <w:top w:w="0" w:type="dxa"/>
-              <w:bottom w:w="0" w:type="dxa"/>
-              <w:left w:w="0" w:type="dxa"/>
-              <w:right w:w="0" w:type="dxa"/>
-            </w:tcMar>
-            <w:vAlign w:val="center"/>
-          </w:tcPr>
-          <w:p>
-            <w:pPr>
-              <w:jc w:val="left"/>
-              <w:pBdr>
-                <w:bottom w:val="none" w:sz="0" w:space="0" w:color="000000"/>
-                <w:top w:val="none" w:sz="0" w:space="0" w:color="000000"/>
-                <w:left w:val="none" w:sz="0" w:space="0" w:color="000000"/>
-                <w:right w:val="none" w:sz="0" w:space="0" w:color="000000"/>
-              </w:pBdr>
-              <w:spacing w:after="40" w:before="40" w:line="240"/>
-              <w:ind w:left="80" w:right="80" w:firstLine="0" w:firstLineChars="0"/>
-              <w:rPr>
-                <w:rFonts w:ascii="Roboto Condensed" w:hAnsi="Helvetica" w:eastAsia="Helvetica" w:cs="Roboto Condensed"/>
-                <w:i w:val="false"/>
-                <w:b w:val="false"/>
-                <w:u w:val="none"/>
-                <w:strike w:val="false"/>
-                <w:sz w:val="24"/>
-                <w:szCs w:val="24"/>
-                <w:color w:val="000000"/>
-              </w:rPr>
-            </w:pPr>
-            <w:r>
-              <w:rPr>
-                <w:rFonts w:ascii="Roboto Condensed" w:hAnsi="Helvetica" w:eastAsia="Helvetica" w:cs="Roboto Condensed"/>
-                <w:i w:val="false"/>
-                <w:b w:val="false"/>
-                <w:u w:val="none"/>
-                <w:strike w:val="false"/>
-                <w:sz w:val="24"/>
-                <w:szCs w:val="24"/>
-                <w:color w:val="000000"/>
-              </w:rPr>
-              <w:t xml:space="preserve">Parma</w:t>
-            </w:r>
-          </w:p>
-        </w:tc>
-        <w:tc>
-          <w:tcPr>
-            <w:tcBorders>
-              <w:bottom w:val="single" w:sz="4" w:space="0" w:color="A6A6A6"/>
-              <w:top w:val="single" w:sz="4" w:space="0" w:color="A6A6A6"/>
-              <w:left w:val="single" w:sz="4" w:space="0" w:color="A6A6A6"/>
-              <w:right w:val="single" w:sz="4" w:space="0" w:color="A6A6A6"/>
-            </w:tcBorders>
-            <w:shd w:val="clear" w:color="auto" w:fill="F0C166"/>
-            <w:tcMar>
-              <w:top w:w="0" w:type="dxa"/>
-              <w:bottom w:w="0" w:type="dxa"/>
-              <w:left w:w="0" w:type="dxa"/>
-              <w:right w:w="0" w:type="dxa"/>
-            </w:tcMar>
-            <w:vAlign w:val="center"/>
-          </w:tcPr>
-          <w:p>
-            <w:pPr>
-              <w:jc w:val="right"/>
-              <w:pBdr>
-                <w:bottom w:val="none" w:sz="0" w:space="0" w:color="000000"/>
-                <w:top w:val="none" w:sz="0" w:space="0" w:color="000000"/>
-                <w:left w:val="none" w:sz="0" w:space="0" w:color="000000"/>
-                <w:right w:val="none" w:sz="0" w:space="0" w:color="000000"/>
-              </w:pBdr>
-              <w:spacing w:after="40" w:before="40" w:line="240"/>
-              <w:ind w:left="80" w:right="80" w:firstLine="0" w:firstLineChars="0"/>
-              <w:rPr>
-                <w:rFonts w:ascii="Roboto Condensed" w:hAnsi="Helvetica" w:eastAsia="Helvetica" w:cs="Roboto Condensed"/>
-                <w:i w:val="false"/>
-                <w:b w:val="false"/>
-                <w:u w:val="none"/>
-                <w:strike w:val="false"/>
-                <w:sz w:val="24"/>
-                <w:szCs w:val="24"/>
-                <w:color w:val="000000"/>
-              </w:rPr>
-            </w:pPr>
-            <w:r>
-              <w:rPr>
-                <w:rFonts w:ascii="Roboto Condensed" w:hAnsi="Helvetica" w:eastAsia="Helvetica" w:cs="Roboto Condensed"/>
-                <w:i w:val="false"/>
-                <w:b w:val="false"/>
-                <w:u w:val="none"/>
-                <w:strike w:val="false"/>
-                <w:sz w:val="24"/>
-                <w:szCs w:val="24"/>
-                <w:color w:val="000000"/>
-              </w:rPr>
-              <w:t xml:space="preserve">0,80</w:t>
-            </w:r>
-          </w:p>
-        </w:tc>
-        <w:tc>
-          <w:tcPr>
-            <w:tcBorders>
-              <w:bottom w:val="single" w:sz="4" w:space="0" w:color="A6A6A6"/>
-              <w:top w:val="single" w:sz="4" w:space="0" w:color="A6A6A6"/>
-              <w:left w:val="single" w:sz="4" w:space="0" w:color="A6A6A6"/>
-              <w:right w:val="single" w:sz="4" w:space="0" w:color="A6A6A6"/>
-            </w:tcBorders>
-            <w:shd w:val="clear" w:color="auto" w:fill="F0C166"/>
-            <w:tcMar>
-              <w:top w:w="0" w:type="dxa"/>
-              <w:bottom w:w="0" w:type="dxa"/>
-              <w:left w:w="0" w:type="dxa"/>
-              <w:right w:w="0" w:type="dxa"/>
-            </w:tcMar>
-            <w:vAlign w:val="center"/>
-          </w:tcPr>
-          <w:p>
-            <w:pPr>
-              <w:jc w:val="right"/>
-              <w:pBdr>
-                <w:bottom w:val="none" w:sz="0" w:space="0" w:color="000000"/>
-                <w:top w:val="none" w:sz="0" w:space="0" w:color="000000"/>
-                <w:left w:val="none" w:sz="0" w:space="0" w:color="000000"/>
-                <w:right w:val="none" w:sz="0" w:space="0" w:color="000000"/>
-              </w:pBdr>
-              <w:spacing w:after="40" w:before="40" w:line="240"/>
-              <w:ind w:left="80" w:right="80" w:firstLine="0" w:firstLineChars="0"/>
-              <w:rPr>
-                <w:rFonts w:ascii="Roboto Condensed" w:hAnsi="Helvetica" w:eastAsia="Helvetica" w:cs="Roboto Condensed"/>
-                <w:i w:val="false"/>
-                <w:b w:val="false"/>
-                <w:u w:val="none"/>
-                <w:strike w:val="false"/>
-                <w:sz w:val="24"/>
-                <w:szCs w:val="24"/>
-                <w:color w:val="000000"/>
-              </w:rPr>
-            </w:pPr>
-            <w:r>
-              <w:rPr>
-                <w:rFonts w:ascii="Roboto Condensed" w:hAnsi="Helvetica" w:eastAsia="Helvetica" w:cs="Roboto Condensed"/>
-                <w:i w:val="false"/>
-                <w:b w:val="false"/>
-                <w:u w:val="none"/>
-                <w:strike w:val="false"/>
-                <w:sz w:val="24"/>
-                <w:szCs w:val="24"/>
-                <w:color w:val="000000"/>
-              </w:rPr>
-              <w:t xml:space="preserve">0,84</w:t>
-            </w:r>
-          </w:p>
-        </w:tc>
-        <w:tc>
-          <w:tcPr>
-            <w:tcBorders>
-              <w:bottom w:val="single" w:sz="4" w:space="0" w:color="A6A6A6"/>
-              <w:top w:val="single" w:sz="4" w:space="0" w:color="A6A6A6"/>
-              <w:left w:val="single" w:sz="4" w:space="0" w:color="A6A6A6"/>
-              <w:right w:val="single" w:sz="4" w:space="0" w:color="A6A6A6"/>
-            </w:tcBorders>
-            <w:shd w:val="clear" w:color="auto" w:fill="F0C166"/>
-            <w:tcMar>
-              <w:top w:w="0" w:type="dxa"/>
-              <w:bottom w:w="0" w:type="dxa"/>
-              <w:left w:w="0" w:type="dxa"/>
-              <w:right w:w="0" w:type="dxa"/>
-            </w:tcMar>
-            <w:vAlign w:val="center"/>
-          </w:tcPr>
-          <w:p>
-            <w:pPr>
-              <w:jc w:val="right"/>
-              <w:pBdr>
-                <w:bottom w:val="none" w:sz="0" w:space="0" w:color="000000"/>
-                <w:top w:val="none" w:sz="0" w:space="0" w:color="000000"/>
-                <w:left w:val="none" w:sz="0" w:space="0" w:color="000000"/>
-                <w:right w:val="none" w:sz="0" w:space="0" w:color="000000"/>
-              </w:pBdr>
-              <w:spacing w:after="40" w:before="40" w:line="240"/>
-              <w:ind w:left="80" w:right="80" w:firstLine="0" w:firstLineChars="0"/>
-              <w:rPr>
-                <w:rFonts w:ascii="Roboto Condensed" w:hAnsi="Helvetica" w:eastAsia="Helvetica" w:cs="Roboto Condensed"/>
-                <w:i w:val="false"/>
-                <w:b w:val="false"/>
-                <w:u w:val="none"/>
-                <w:strike w:val="false"/>
-                <w:sz w:val="24"/>
-                <w:szCs w:val="24"/>
-                <w:color w:val="000000"/>
-              </w:rPr>
-            </w:pPr>
-            <w:r>
-              <w:rPr>
-                <w:rFonts w:ascii="Roboto Condensed" w:hAnsi="Helvetica" w:eastAsia="Helvetica" w:cs="Roboto Condensed"/>
-                <w:i w:val="false"/>
-                <w:b w:val="false"/>
-                <w:u w:val="none"/>
-                <w:strike w:val="false"/>
-                <w:sz w:val="24"/>
-                <w:szCs w:val="24"/>
-                <w:color w:val="000000"/>
-              </w:rPr>
-              <w:t xml:space="preserve">0,67</w:t>
-            </w:r>
-          </w:p>
-        </w:tc>
-        <w:tc>
-          <w:tcPr>
-            <w:tcBorders>
-              <w:bottom w:val="single" w:sz="4" w:space="0" w:color="A6A6A6"/>
-              <w:top w:val="single" w:sz="4" w:space="0" w:color="A6A6A6"/>
-              <w:left w:val="single" w:sz="4" w:space="0" w:color="A6A6A6"/>
-              <w:right w:val="single" w:sz="4" w:space="0" w:color="A6A6A6"/>
-            </w:tcBorders>
-            <w:shd w:val="clear" w:color="auto" w:fill="F0C166"/>
-            <w:tcMar>
-              <w:top w:w="0" w:type="dxa"/>
-              <w:bottom w:w="0" w:type="dxa"/>
-              <w:left w:w="0" w:type="dxa"/>
-              <w:right w:w="0" w:type="dxa"/>
-            </w:tcMar>
-            <w:vAlign w:val="center"/>
-          </w:tcPr>
-          <w:p>
-            <w:pPr>
-              <w:jc w:val="right"/>
-              <w:pBdr>
-                <w:bottom w:val="none" w:sz="0" w:space="0" w:color="000000"/>
-                <w:top w:val="none" w:sz="0" w:space="0" w:color="000000"/>
-                <w:left w:val="none" w:sz="0" w:space="0" w:color="000000"/>
-                <w:right w:val="none" w:sz="0" w:space="0" w:color="000000"/>
-              </w:pBdr>
-              <w:spacing w:after="40" w:before="40" w:line="240"/>
-              <w:ind w:left="80" w:right="80" w:firstLine="0" w:firstLineChars="0"/>
-              <w:rPr>
-                <w:rFonts w:ascii="Roboto Condensed" w:hAnsi="Helvetica" w:eastAsia="Helvetica" w:cs="Roboto Condensed"/>
-                <w:i w:val="false"/>
-                <w:b w:val="false"/>
-                <w:u w:val="none"/>
-                <w:strike w:val="false"/>
-                <w:sz w:val="24"/>
-                <w:szCs w:val="24"/>
-                <w:color w:val="000000"/>
-              </w:rPr>
-            </w:pPr>
-            <w:r>
-              <w:rPr>
-                <w:rFonts w:ascii="Roboto Condensed" w:hAnsi="Helvetica" w:eastAsia="Helvetica" w:cs="Roboto Condensed"/>
-                <w:i w:val="false"/>
-                <w:b w:val="false"/>
-                <w:u w:val="none"/>
-                <w:strike w:val="false"/>
-                <w:sz w:val="24"/>
-                <w:szCs w:val="24"/>
-                <w:color w:val="000000"/>
-              </w:rPr>
-              <w:t xml:space="preserve">1,14</w:t>
-            </w:r>
-          </w:p>
-        </w:tc>
-        <w:tc>
-          <w:tcPr>
-            <w:tcBorders>
-              <w:bottom w:val="single" w:sz="4" w:space="0" w:color="A6A6A6"/>
-              <w:top w:val="single" w:sz="4" w:space="0" w:color="A6A6A6"/>
-              <w:left w:val="single" w:sz="4" w:space="0" w:color="A6A6A6"/>
-              <w:right w:val="single" w:sz="4" w:space="0" w:color="A6A6A6"/>
-            </w:tcBorders>
-            <w:shd w:val="clear" w:color="auto" w:fill="F0C166"/>
-            <w:tcMar>
-              <w:top w:w="0" w:type="dxa"/>
-              <w:bottom w:w="0" w:type="dxa"/>
-              <w:left w:w="0" w:type="dxa"/>
-              <w:right w:w="0" w:type="dxa"/>
-            </w:tcMar>
-            <w:vAlign w:val="center"/>
-          </w:tcPr>
-          <w:p>
-            <w:pPr>
-              <w:jc w:val="right"/>
-              <w:pBdr>
-                <w:bottom w:val="none" w:sz="0" w:space="0" w:color="000000"/>
-                <w:top w:val="none" w:sz="0" w:space="0" w:color="000000"/>
-                <w:left w:val="none" w:sz="0" w:space="0" w:color="000000"/>
-                <w:right w:val="none" w:sz="0" w:space="0" w:color="000000"/>
-              </w:pBdr>
-              <w:spacing w:after="40" w:before="40" w:line="240"/>
-              <w:ind w:left="80" w:right="80" w:firstLine="0" w:firstLineChars="0"/>
-              <w:rPr>
-                <w:rFonts w:ascii="Roboto Condensed" w:hAnsi="Helvetica" w:eastAsia="Helvetica" w:cs="Roboto Condensed"/>
-                <w:i w:val="false"/>
-                <w:b w:val="false"/>
-                <w:u w:val="none"/>
-                <w:strike w:val="false"/>
-                <w:sz w:val="24"/>
-                <w:szCs w:val="24"/>
-                <w:color w:val="000000"/>
-              </w:rPr>
-            </w:pPr>
-            <w:r>
-              <w:rPr>
-                <w:rFonts w:ascii="Roboto Condensed" w:hAnsi="Helvetica" w:eastAsia="Helvetica" w:cs="Roboto Condensed"/>
-                <w:i w:val="false"/>
-                <w:b w:val="false"/>
-                <w:u w:val="none"/>
-                <w:strike w:val="false"/>
-                <w:sz w:val="24"/>
-                <w:szCs w:val="24"/>
-                <w:color w:val="000000"/>
-              </w:rPr>
-              <w:t xml:space="preserve">0,88</w:t>
-            </w:r>
-          </w:p>
-        </w:tc>
-        <w:tc>
-          <w:tcPr>
-            <w:tcBorders>
-              <w:bottom w:val="single" w:sz="4" w:space="0" w:color="A6A6A6"/>
-              <w:top w:val="single" w:sz="4" w:space="0" w:color="A6A6A6"/>
-              <w:left w:val="single" w:sz="4" w:space="0" w:color="A6A6A6"/>
-              <w:right w:val="single" w:sz="4" w:space="0" w:color="A6A6A6"/>
-            </w:tcBorders>
-            <w:shd w:val="clear" w:color="auto" w:fill="F0C166"/>
-            <w:tcMar>
-              <w:top w:w="0" w:type="dxa"/>
-              <w:bottom w:w="0" w:type="dxa"/>
-              <w:left w:w="0" w:type="dxa"/>
-              <w:right w:w="0" w:type="dxa"/>
-            </w:tcMar>
-            <w:vAlign w:val="center"/>
-          </w:tcPr>
-          <w:p>
-            <w:pPr>
-              <w:jc w:val="right"/>
-              <w:pBdr>
-                <w:bottom w:val="none" w:sz="0" w:space="0" w:color="000000"/>
-                <w:top w:val="none" w:sz="0" w:space="0" w:color="000000"/>
-                <w:left w:val="none" w:sz="0" w:space="0" w:color="000000"/>
-                <w:right w:val="none" w:sz="0" w:space="0" w:color="000000"/>
-              </w:pBdr>
-              <w:spacing w:after="40" w:before="40" w:line="240"/>
-              <w:ind w:left="80" w:right="80" w:firstLine="0" w:firstLineChars="0"/>
-              <w:rPr>
-                <w:rFonts w:ascii="Roboto Condensed" w:hAnsi="Helvetica" w:eastAsia="Helvetica" w:cs="Roboto Condensed"/>
-                <w:i w:val="false"/>
-                <w:b w:val="false"/>
-                <w:u w:val="none"/>
-                <w:strike w:val="false"/>
-                <w:sz w:val="24"/>
-                <w:szCs w:val="24"/>
-                <w:color w:val="000000"/>
-              </w:rPr>
-            </w:pPr>
-            <w:r>
-              <w:rPr>
-                <w:rFonts w:ascii="Roboto Condensed" w:hAnsi="Helvetica" w:eastAsia="Helvetica" w:cs="Roboto Condensed"/>
-                <w:i w:val="false"/>
-                <w:b w:val="false"/>
-                <w:u w:val="none"/>
-                <w:strike w:val="false"/>
-                <w:sz w:val="24"/>
-                <w:szCs w:val="24"/>
-                <w:color w:val="000000"/>
-              </w:rPr>
-              <w:t xml:space="preserve"/>
-            </w:r>
-          </w:p>
-        </w:tc>
-      </w:tr>
-      <w:tr>
-        <w:trPr>
-          <w:trHeight w:val="360" w:hRule="auto"/>
-        </w:trPr>
-        body20
-        <w:tc>
-          <w:tcPr>
-            <w:vMerge/>
-            <w:tcBorders>
-              <w:bottom w:val="single" w:sz="4" w:space="0" w:color="A6A6A6"/>
-              <w:top w:val="single" w:sz="4" w:space="0" w:color="A6A6A6"/>
-              <w:left w:val="single" w:sz="4" w:space="0" w:color="A6A6A6"/>
-              <w:right w:val="single" w:sz="4" w:space="0" w:color="A6A6A6"/>
-            </w:tcBorders>
-            <w:shd w:val="clear" w:color="auto" w:fill="F2F2F2"/>
-            <w:tcMar>
-              <w:top w:w="0" w:type="dxa"/>
-              <w:bottom w:w="0" w:type="dxa"/>
-              <w:left w:w="0" w:type="dxa"/>
-              <w:right w:w="0" w:type="dxa"/>
-            </w:tcMar>
-            <w:vAlign w:val="center"/>
-          </w:tcPr>
-          <w:p>
-            <w:pPr>
-              <w:jc w:val="left"/>
-              <w:pBdr>
-                <w:bottom w:val="none" w:sz="0" w:space="0" w:color="000000"/>
-                <w:top w:val="none" w:sz="0" w:space="0" w:color="000000"/>
-                <w:left w:val="none" w:sz="0" w:space="0" w:color="000000"/>
-                <w:right w:val="none" w:sz="0" w:space="0" w:color="000000"/>
-              </w:pBdr>
-              <w:spacing w:after="40" w:before="40" w:line="240"/>
-              <w:ind w:left="80" w:right="80" w:firstLine="0" w:firstLineChars="0"/>
-              <w:rPr>
-                <w:rFonts w:ascii="Roboto Condensed" w:hAnsi="Helvetica" w:eastAsia="Helvetica" w:cs="Roboto Condensed"/>
-                <w:i w:val="false"/>
-                <w:b w:val="false"/>
-                <w:u w:val="none"/>
-                <w:strike w:val="false"/>
-                <w:sz w:val="24"/>
-                <w:szCs w:val="24"/>
-                <w:color w:val="000000"/>
-              </w:rPr>
-            </w:pPr>
-          </w:p>
-        </w:tc>
-        <w:tc>
-          <w:tcPr>
-            <w:vMerge/>
-            <w:tcBorders>
-              <w:bottom w:val="single" w:sz="4" w:space="0" w:color="A6A6A6"/>
-              <w:top w:val="single" w:sz="4" w:space="0" w:color="A6A6A6"/>
-              <w:left w:val="single" w:sz="4" w:space="0" w:color="A6A6A6"/>
-              <w:right w:val="single" w:sz="4" w:space="0" w:color="A6A6A6"/>
-            </w:tcBorders>
-            <w:shd w:val="clear" w:color="auto" w:fill="F2F2F2"/>
-            <w:tcMar>
-              <w:top w:w="0" w:type="dxa"/>
-              <w:bottom w:w="0" w:type="dxa"/>
-              <w:left w:w="0" w:type="dxa"/>
-              <w:right w:w="0" w:type="dxa"/>
-            </w:tcMar>
-            <w:vAlign w:val="center"/>
-          </w:tcPr>
-          <w:p>
-            <w:pPr>
-              <w:jc w:val="left"/>
-              <w:pBdr>
-                <w:bottom w:val="none" w:sz="0" w:space="0" w:color="000000"/>
-                <w:top w:val="none" w:sz="0" w:space="0" w:color="000000"/>
-                <w:left w:val="none" w:sz="0" w:space="0" w:color="000000"/>
-                <w:right w:val="none" w:sz="0" w:space="0" w:color="000000"/>
-              </w:pBdr>
-              <w:spacing w:after="40" w:before="40" w:line="240"/>
-              <w:ind w:left="80" w:right="80" w:firstLine="0" w:firstLineChars="0"/>
-              <w:rPr>
-                <w:rFonts w:ascii="Roboto Condensed" w:hAnsi="Helvetica" w:eastAsia="Helvetica" w:cs="Roboto Condensed"/>
-                <w:i w:val="false"/>
-                <w:b w:val="false"/>
-                <w:u w:val="none"/>
-                <w:strike w:val="false"/>
-                <w:sz w:val="24"/>
-                <w:szCs w:val="24"/>
-                <w:color w:val="000000"/>
-              </w:rPr>
-            </w:pPr>
-          </w:p>
-        </w:tc>
-        <w:tc>
-          <w:tcPr>
-            <w:tcBorders>
-              <w:bottom w:val="single" w:sz="4" w:space="0" w:color="A6A6A6"/>
-              <w:top w:val="single" w:sz="4" w:space="0" w:color="A6A6A6"/>
-              <w:left w:val="single" w:sz="4" w:space="0" w:color="A6A6A6"/>
-              <w:right w:val="single" w:sz="4" w:space="0" w:color="A6A6A6"/>
-            </w:tcBorders>
-            <w:shd w:val="clear" w:color="auto" w:fill="F2F2F2"/>
-            <w:tcMar>
-              <w:top w:w="0" w:type="dxa"/>
-              <w:bottom w:w="0" w:type="dxa"/>
-              <w:left w:w="0" w:type="dxa"/>
-              <w:right w:w="0" w:type="dxa"/>
-            </w:tcMar>
-            <w:vAlign w:val="center"/>
-          </w:tcPr>
-          <w:p>
-            <w:pPr>
-              <w:jc w:val="left"/>
-              <w:pBdr>
-                <w:bottom w:val="none" w:sz="0" w:space="0" w:color="000000"/>
-                <w:top w:val="none" w:sz="0" w:space="0" w:color="000000"/>
-                <w:left w:val="none" w:sz="0" w:space="0" w:color="000000"/>
-                <w:right w:val="none" w:sz="0" w:space="0" w:color="000000"/>
-              </w:pBdr>
-              <w:spacing w:after="40" w:before="40" w:line="240"/>
-              <w:ind w:left="80" w:right="80" w:firstLine="0" w:firstLineChars="0"/>
-              <w:rPr>
-                <w:rFonts w:ascii="Roboto Condensed" w:hAnsi="Helvetica" w:eastAsia="Helvetica" w:cs="Roboto Condensed"/>
-                <w:i w:val="false"/>
-                <w:b w:val="false"/>
-                <w:u w:val="none"/>
-                <w:strike w:val="false"/>
-                <w:sz w:val="24"/>
-                <w:szCs w:val="24"/>
-                <w:color w:val="000000"/>
-              </w:rPr>
-            </w:pPr>
-            <w:r>
-              <w:rPr>
-                <w:rFonts w:ascii="Roboto Condensed" w:hAnsi="Helvetica" w:eastAsia="Helvetica" w:cs="Roboto Condensed"/>
-                <w:i w:val="false"/>
-                <w:b w:val="false"/>
-                <w:u w:val="none"/>
-                <w:strike w:val="false"/>
-                <w:sz w:val="24"/>
-                <w:szCs w:val="24"/>
-                <w:color w:val="000000"/>
-              </w:rPr>
-              <w:t xml:space="preserve">Emilia-Romagna</w:t>
-            </w:r>
-          </w:p>
-        </w:tc>
-        <w:tc>
-          <w:tcPr>
-            <w:tcBorders>
-              <w:bottom w:val="single" w:sz="4" w:space="0" w:color="A6A6A6"/>
-              <w:top w:val="single" w:sz="4" w:space="0" w:color="A6A6A6"/>
-              <w:left w:val="single" w:sz="4" w:space="0" w:color="A6A6A6"/>
-              <w:right w:val="single" w:sz="4" w:space="0" w:color="A6A6A6"/>
-            </w:tcBorders>
-            <w:shd w:val="clear" w:color="auto" w:fill="F2F2F2"/>
-            <w:tcMar>
-              <w:top w:w="0" w:type="dxa"/>
-              <w:bottom w:w="0" w:type="dxa"/>
-              <w:left w:w="0" w:type="dxa"/>
-              <w:right w:w="0" w:type="dxa"/>
-            </w:tcMar>
-            <w:vAlign w:val="center"/>
-          </w:tcPr>
-          <w:p>
-            <w:pPr>
-              <w:jc w:val="right"/>
-              <w:pBdr>
-                <w:bottom w:val="none" w:sz="0" w:space="0" w:color="000000"/>
-                <w:top w:val="none" w:sz="0" w:space="0" w:color="000000"/>
-                <w:left w:val="none" w:sz="0" w:space="0" w:color="000000"/>
-                <w:right w:val="none" w:sz="0" w:space="0" w:color="000000"/>
-              </w:pBdr>
-              <w:spacing w:after="40" w:before="40" w:line="240"/>
-              <w:ind w:left="80" w:right="80" w:firstLine="0" w:firstLineChars="0"/>
-              <w:rPr>
-                <w:rFonts w:ascii="Roboto Condensed" w:hAnsi="Helvetica" w:eastAsia="Helvetica" w:cs="Roboto Condensed"/>
-                <w:i w:val="false"/>
-                <w:b w:val="false"/>
-                <w:u w:val="none"/>
-                <w:strike w:val="false"/>
-                <w:sz w:val="24"/>
-                <w:szCs w:val="24"/>
-                <w:color w:val="000000"/>
-              </w:rPr>
-            </w:pPr>
-            <w:r>
-              <w:rPr>
-                <w:rFonts w:ascii="Roboto Condensed" w:hAnsi="Helvetica" w:eastAsia="Helvetica" w:cs="Roboto Condensed"/>
-                <w:i w:val="false"/>
-                <w:b w:val="false"/>
-                <w:u w:val="none"/>
-                <w:strike w:val="false"/>
-                <w:sz w:val="24"/>
-                <w:szCs w:val="24"/>
-                <w:color w:val="000000"/>
-              </w:rPr>
-              <w:t xml:space="preserve">1,09</w:t>
-            </w:r>
-          </w:p>
-        </w:tc>
-        <w:tc>
-          <w:tcPr>
-            <w:tcBorders>
-              <w:bottom w:val="single" w:sz="4" w:space="0" w:color="A6A6A6"/>
-              <w:top w:val="single" w:sz="4" w:space="0" w:color="A6A6A6"/>
-              <w:left w:val="single" w:sz="4" w:space="0" w:color="A6A6A6"/>
-              <w:right w:val="single" w:sz="4" w:space="0" w:color="A6A6A6"/>
-            </w:tcBorders>
-            <w:shd w:val="clear" w:color="auto" w:fill="F2F2F2"/>
-            <w:tcMar>
-              <w:top w:w="0" w:type="dxa"/>
-              <w:bottom w:w="0" w:type="dxa"/>
-              <w:left w:w="0" w:type="dxa"/>
-              <w:right w:w="0" w:type="dxa"/>
-            </w:tcMar>
-            <w:vAlign w:val="center"/>
-          </w:tcPr>
-          <w:p>
-            <w:pPr>
-              <w:jc w:val="right"/>
-              <w:pBdr>
-                <w:bottom w:val="none" w:sz="0" w:space="0" w:color="000000"/>
-                <w:top w:val="none" w:sz="0" w:space="0" w:color="000000"/>
-                <w:left w:val="none" w:sz="0" w:space="0" w:color="000000"/>
-                <w:right w:val="none" w:sz="0" w:space="0" w:color="000000"/>
-              </w:pBdr>
-              <w:spacing w:after="40" w:before="40" w:line="240"/>
-              <w:ind w:left="80" w:right="80" w:firstLine="0" w:firstLineChars="0"/>
-              <w:rPr>
-                <w:rFonts w:ascii="Roboto Condensed" w:hAnsi="Helvetica" w:eastAsia="Helvetica" w:cs="Roboto Condensed"/>
-                <w:i w:val="false"/>
-                <w:b w:val="false"/>
-                <w:u w:val="none"/>
-                <w:strike w:val="false"/>
-                <w:sz w:val="24"/>
-                <w:szCs w:val="24"/>
-                <w:color w:val="000000"/>
-              </w:rPr>
-            </w:pPr>
-            <w:r>
-              <w:rPr>
-                <w:rFonts w:ascii="Roboto Condensed" w:hAnsi="Helvetica" w:eastAsia="Helvetica" w:cs="Roboto Condensed"/>
-                <w:i w:val="false"/>
-                <w:b w:val="false"/>
-                <w:u w:val="none"/>
-                <w:strike w:val="false"/>
-                <w:sz w:val="24"/>
-                <w:szCs w:val="24"/>
-                <w:color w:val="000000"/>
-              </w:rPr>
-              <w:t xml:space="preserve">1,15</w:t>
-            </w:r>
-          </w:p>
-        </w:tc>
-        <w:tc>
-          <w:tcPr>
-            <w:tcBorders>
-              <w:bottom w:val="single" w:sz="4" w:space="0" w:color="A6A6A6"/>
-              <w:top w:val="single" w:sz="4" w:space="0" w:color="A6A6A6"/>
-              <w:left w:val="single" w:sz="4" w:space="0" w:color="A6A6A6"/>
-              <w:right w:val="single" w:sz="4" w:space="0" w:color="A6A6A6"/>
-            </w:tcBorders>
-            <w:shd w:val="clear" w:color="auto" w:fill="F2F2F2"/>
-            <w:tcMar>
-              <w:top w:w="0" w:type="dxa"/>
-              <w:bottom w:w="0" w:type="dxa"/>
-              <w:left w:w="0" w:type="dxa"/>
-              <w:right w:w="0" w:type="dxa"/>
-            </w:tcMar>
-            <w:vAlign w:val="center"/>
-          </w:tcPr>
-          <w:p>
-            <w:pPr>
-              <w:jc w:val="right"/>
-              <w:pBdr>
-                <w:bottom w:val="none" w:sz="0" w:space="0" w:color="000000"/>
-                <w:top w:val="none" w:sz="0" w:space="0" w:color="000000"/>
-                <w:left w:val="none" w:sz="0" w:space="0" w:color="000000"/>
-                <w:right w:val="none" w:sz="0" w:space="0" w:color="000000"/>
-              </w:pBdr>
-              <w:spacing w:after="40" w:before="40" w:line="240"/>
-              <w:ind w:left="80" w:right="80" w:firstLine="0" w:firstLineChars="0"/>
-              <w:rPr>
-                <w:rFonts w:ascii="Roboto Condensed" w:hAnsi="Helvetica" w:eastAsia="Helvetica" w:cs="Roboto Condensed"/>
-                <w:i w:val="false"/>
-                <w:b w:val="false"/>
-                <w:u w:val="none"/>
-                <w:strike w:val="false"/>
-                <w:sz w:val="24"/>
-                <w:szCs w:val="24"/>
-                <w:color w:val="000000"/>
-              </w:rPr>
-            </w:pPr>
-            <w:r>
-              <w:rPr>
-                <w:rFonts w:ascii="Roboto Condensed" w:hAnsi="Helvetica" w:eastAsia="Helvetica" w:cs="Roboto Condensed"/>
-                <w:i w:val="false"/>
-                <w:b w:val="false"/>
-                <w:u w:val="none"/>
-                <w:strike w:val="false"/>
-                <w:sz w:val="24"/>
-                <w:szCs w:val="24"/>
-                <w:color w:val="000000"/>
-              </w:rPr>
-              <w:t xml:space="preserve">0,97</w:t>
-            </w:r>
-          </w:p>
-        </w:tc>
-        <w:tc>
-          <w:tcPr>
-            <w:tcBorders>
-              <w:bottom w:val="single" w:sz="4" w:space="0" w:color="A6A6A6"/>
-              <w:top w:val="single" w:sz="4" w:space="0" w:color="A6A6A6"/>
-              <w:left w:val="single" w:sz="4" w:space="0" w:color="A6A6A6"/>
-              <w:right w:val="single" w:sz="4" w:space="0" w:color="A6A6A6"/>
-            </w:tcBorders>
-            <w:shd w:val="clear" w:color="auto" w:fill="F2F2F2"/>
-            <w:tcMar>
-              <w:top w:w="0" w:type="dxa"/>
-              <w:bottom w:w="0" w:type="dxa"/>
-              <w:left w:w="0" w:type="dxa"/>
-              <w:right w:w="0" w:type="dxa"/>
-            </w:tcMar>
-            <w:vAlign w:val="center"/>
-          </w:tcPr>
-          <w:p>
-            <w:pPr>
-              <w:jc w:val="right"/>
-              <w:pBdr>
-                <w:bottom w:val="none" w:sz="0" w:space="0" w:color="000000"/>
-                <w:top w:val="none" w:sz="0" w:space="0" w:color="000000"/>
-                <w:left w:val="none" w:sz="0" w:space="0" w:color="000000"/>
-                <w:right w:val="none" w:sz="0" w:space="0" w:color="000000"/>
-              </w:pBdr>
-              <w:spacing w:after="40" w:before="40" w:line="240"/>
-              <w:ind w:left="80" w:right="80" w:firstLine="0" w:firstLineChars="0"/>
-              <w:rPr>
-                <w:rFonts w:ascii="Roboto Condensed" w:hAnsi="Helvetica" w:eastAsia="Helvetica" w:cs="Roboto Condensed"/>
-                <w:i w:val="false"/>
-                <w:b w:val="false"/>
-                <w:u w:val="none"/>
-                <w:strike w:val="false"/>
-                <w:sz w:val="24"/>
-                <w:szCs w:val="24"/>
-                <w:color w:val="000000"/>
-              </w:rPr>
-            </w:pPr>
-            <w:r>
-              <w:rPr>
-                <w:rFonts w:ascii="Roboto Condensed" w:hAnsi="Helvetica" w:eastAsia="Helvetica" w:cs="Roboto Condensed"/>
-                <w:i w:val="false"/>
-                <w:b w:val="false"/>
-                <w:u w:val="none"/>
-                <w:strike w:val="false"/>
-                <w:sz w:val="24"/>
-                <w:szCs w:val="24"/>
-                <w:color w:val="000000"/>
-              </w:rPr>
-              <w:t xml:space="preserve">1,21</w:t>
-            </w:r>
-          </w:p>
-        </w:tc>
-        <w:tc>
-          <w:tcPr>
-            <w:tcBorders>
-              <w:bottom w:val="single" w:sz="4" w:space="0" w:color="A6A6A6"/>
-              <w:top w:val="single" w:sz="4" w:space="0" w:color="A6A6A6"/>
-              <w:left w:val="single" w:sz="4" w:space="0" w:color="A6A6A6"/>
-              <w:right w:val="single" w:sz="4" w:space="0" w:color="A6A6A6"/>
-            </w:tcBorders>
-            <w:shd w:val="clear" w:color="auto" w:fill="F2F2F2"/>
-            <w:tcMar>
-              <w:top w:w="0" w:type="dxa"/>
-              <w:bottom w:w="0" w:type="dxa"/>
-              <w:left w:w="0" w:type="dxa"/>
-              <w:right w:w="0" w:type="dxa"/>
-            </w:tcMar>
-            <w:vAlign w:val="center"/>
-          </w:tcPr>
-          <w:p>
-            <w:pPr>
-              <w:jc w:val="right"/>
-              <w:pBdr>
-                <w:bottom w:val="none" w:sz="0" w:space="0" w:color="000000"/>
-                <w:top w:val="none" w:sz="0" w:space="0" w:color="000000"/>
-                <w:left w:val="none" w:sz="0" w:space="0" w:color="000000"/>
-                <w:right w:val="none" w:sz="0" w:space="0" w:color="000000"/>
-              </w:pBdr>
-              <w:spacing w:after="40" w:before="40" w:line="240"/>
-              <w:ind w:left="80" w:right="80" w:firstLine="0" w:firstLineChars="0"/>
-              <w:rPr>
-                <w:rFonts w:ascii="Roboto Condensed" w:hAnsi="Helvetica" w:eastAsia="Helvetica" w:cs="Roboto Condensed"/>
-                <w:i w:val="false"/>
-                <w:b w:val="false"/>
-                <w:u w:val="none"/>
-                <w:strike w:val="false"/>
-                <w:sz w:val="24"/>
-                <w:szCs w:val="24"/>
-                <w:color w:val="000000"/>
-              </w:rPr>
-            </w:pPr>
-            <w:r>
-              <w:rPr>
-                <w:rFonts w:ascii="Roboto Condensed" w:hAnsi="Helvetica" w:eastAsia="Helvetica" w:cs="Roboto Condensed"/>
-                <w:i w:val="false"/>
-                <w:b w:val="false"/>
-                <w:u w:val="none"/>
-                <w:strike w:val="false"/>
-                <w:sz w:val="24"/>
-                <w:szCs w:val="24"/>
-                <w:color w:val="000000"/>
-              </w:rPr>
-              <w:t xml:space="preserve">1,16</w:t>
-            </w:r>
-          </w:p>
-        </w:tc>
-        <w:tc>
-          <w:tcPr>
-            <w:tcBorders>
-              <w:bottom w:val="single" w:sz="4" w:space="0" w:color="A6A6A6"/>
-              <w:top w:val="single" w:sz="4" w:space="0" w:color="A6A6A6"/>
-              <w:left w:val="single" w:sz="4" w:space="0" w:color="A6A6A6"/>
-              <w:right w:val="single" w:sz="4" w:space="0" w:color="A6A6A6"/>
-            </w:tcBorders>
-            <w:shd w:val="clear" w:color="auto" w:fill="F2F2F2"/>
-            <w:tcMar>
-              <w:top w:w="0" w:type="dxa"/>
-              <w:bottom w:w="0" w:type="dxa"/>
-              <w:left w:w="0" w:type="dxa"/>
-              <w:right w:w="0" w:type="dxa"/>
-            </w:tcMar>
-            <w:vAlign w:val="center"/>
-          </w:tcPr>
-          <w:p>
-            <w:pPr>
-              <w:jc w:val="right"/>
-              <w:pBdr>
-                <w:bottom w:val="none" w:sz="0" w:space="0" w:color="000000"/>
-                <w:top w:val="none" w:sz="0" w:space="0" w:color="000000"/>
-                <w:left w:val="none" w:sz="0" w:space="0" w:color="000000"/>
-                <w:right w:val="none" w:sz="0" w:space="0" w:color="000000"/>
-              </w:pBdr>
-              <w:spacing w:after="40" w:before="40" w:line="240"/>
-              <w:ind w:left="80" w:right="80" w:firstLine="0" w:firstLineChars="0"/>
-              <w:rPr>
-                <w:rFonts w:ascii="Roboto Condensed" w:hAnsi="Helvetica" w:eastAsia="Helvetica" w:cs="Roboto Condensed"/>
-                <w:i w:val="false"/>
-                <w:b w:val="false"/>
-                <w:u w:val="none"/>
-                <w:strike w:val="false"/>
-                <w:sz w:val="24"/>
-                <w:szCs w:val="24"/>
-                <w:color w:val="000000"/>
-              </w:rPr>
-            </w:pPr>
-            <w:r>
-              <w:rPr>
-                <w:rFonts w:ascii="Roboto Condensed" w:hAnsi="Helvetica" w:eastAsia="Helvetica" w:cs="Roboto Condensed"/>
-                <w:i w:val="false"/>
-                <w:b w:val="false"/>
-                <w:u w:val="none"/>
-                <w:strike w:val="false"/>
-                <w:sz w:val="24"/>
-                <w:szCs w:val="24"/>
-                <w:color w:val="000000"/>
-              </w:rPr>
-              <w:t xml:space="preserve"/>
-            </w:r>
-          </w:p>
-        </w:tc>
-      </w:tr>
-      <w:tr>
-        <w:trPr>
-          <w:trHeight w:val="360" w:hRule="auto"/>
-        </w:trPr>
-        body21
-        <w:tc>
-          <w:tcPr>
-            <w:vMerge/>
-            <w:tcBorders>
-              <w:bottom w:val="single" w:sz="4" w:space="0" w:color="A6A6A6"/>
-              <w:top w:val="single" w:sz="4" w:space="0" w:color="A6A6A6"/>
-              <w:left w:val="single" w:sz="4" w:space="0" w:color="A6A6A6"/>
-              <w:right w:val="single" w:sz="4" w:space="0" w:color="A6A6A6"/>
-            </w:tcBorders>
-            <w:shd w:val="clear" w:color="auto" w:fill="F2F2F2"/>
-            <w:tcMar>
-              <w:top w:w="0" w:type="dxa"/>
-              <w:bottom w:w="0" w:type="dxa"/>
-              <w:left w:w="0" w:type="dxa"/>
-              <w:right w:w="0" w:type="dxa"/>
-            </w:tcMar>
-            <w:vAlign w:val="center"/>
-          </w:tcPr>
-          <w:p>
-            <w:pPr>
-              <w:jc w:val="left"/>
-              <w:pBdr>
-                <w:bottom w:val="none" w:sz="0" w:space="0" w:color="000000"/>
-                <w:top w:val="none" w:sz="0" w:space="0" w:color="000000"/>
-                <w:left w:val="none" w:sz="0" w:space="0" w:color="000000"/>
-                <w:right w:val="none" w:sz="0" w:space="0" w:color="000000"/>
-              </w:pBdr>
-              <w:spacing w:after="40" w:before="40" w:line="240"/>
-              <w:ind w:left="80" w:right="80" w:firstLine="0" w:firstLineChars="0"/>
-              <w:rPr>
-                <w:rFonts w:ascii="Roboto Condensed" w:hAnsi="Helvetica" w:eastAsia="Helvetica" w:cs="Roboto Condensed"/>
-                <w:i w:val="false"/>
-                <w:b w:val="false"/>
-                <w:u w:val="none"/>
-                <w:strike w:val="false"/>
-                <w:sz w:val="24"/>
-                <w:szCs w:val="24"/>
-                <w:color w:val="000000"/>
-              </w:rPr>
-            </w:pPr>
-          </w:p>
-        </w:tc>
-        <w:tc>
-          <w:tcPr>
-            <w:vMerge/>
-            <w:tcBorders>
-              <w:bottom w:val="single" w:sz="4" w:space="0" w:color="A6A6A6"/>
-              <w:top w:val="single" w:sz="4" w:space="0" w:color="A6A6A6"/>
-              <w:left w:val="single" w:sz="4" w:space="0" w:color="A6A6A6"/>
-              <w:right w:val="single" w:sz="4" w:space="0" w:color="A6A6A6"/>
-            </w:tcBorders>
-            <w:shd w:val="clear" w:color="auto" w:fill="F2F2F2"/>
-            <w:tcMar>
-              <w:top w:w="0" w:type="dxa"/>
-              <w:bottom w:w="0" w:type="dxa"/>
-              <w:left w:w="0" w:type="dxa"/>
-              <w:right w:w="0" w:type="dxa"/>
-            </w:tcMar>
-            <w:vAlign w:val="center"/>
-          </w:tcPr>
-          <w:p>
-            <w:pPr>
-              <w:jc w:val="left"/>
-              <w:pBdr>
-                <w:bottom w:val="none" w:sz="0" w:space="0" w:color="000000"/>
-                <w:top w:val="none" w:sz="0" w:space="0" w:color="000000"/>
-                <w:left w:val="none" w:sz="0" w:space="0" w:color="000000"/>
-                <w:right w:val="none" w:sz="0" w:space="0" w:color="000000"/>
-              </w:pBdr>
-              <w:spacing w:after="40" w:before="40" w:line="240"/>
-              <w:ind w:left="80" w:right="80" w:firstLine="0" w:firstLineChars="0"/>
-              <w:rPr>
-                <w:rFonts w:ascii="Roboto Condensed" w:hAnsi="Helvetica" w:eastAsia="Helvetica" w:cs="Roboto Condensed"/>
-                <w:i w:val="false"/>
-                <w:b w:val="false"/>
-                <w:u w:val="none"/>
-                <w:strike w:val="false"/>
-                <w:sz w:val="24"/>
-                <w:szCs w:val="24"/>
-                <w:color w:val="000000"/>
-              </w:rPr>
-            </w:pPr>
-          </w:p>
-        </w:tc>
-        <w:tc>
-          <w:tcPr>
-            <w:tcBorders>
-              <w:bottom w:val="single" w:sz="4" w:space="0" w:color="A6A6A6"/>
-              <w:top w:val="single" w:sz="4" w:space="0" w:color="A6A6A6"/>
-              <w:left w:val="single" w:sz="4" w:space="0" w:color="A6A6A6"/>
-              <w:right w:val="single" w:sz="4" w:space="0" w:color="A6A6A6"/>
-            </w:tcBorders>
-            <w:shd w:val="clear" w:color="auto" w:fill="F2F2F2"/>
-            <w:tcMar>
-              <w:top w:w="0" w:type="dxa"/>
-              <w:bottom w:w="0" w:type="dxa"/>
-              <w:left w:w="0" w:type="dxa"/>
-              <w:right w:w="0" w:type="dxa"/>
-            </w:tcMar>
-            <w:vAlign w:val="center"/>
-          </w:tcPr>
-          <w:p>
-            <w:pPr>
-              <w:jc w:val="left"/>
-              <w:pBdr>
-                <w:bottom w:val="none" w:sz="0" w:space="0" w:color="000000"/>
-                <w:top w:val="none" w:sz="0" w:space="0" w:color="000000"/>
-                <w:left w:val="none" w:sz="0" w:space="0" w:color="000000"/>
-                <w:right w:val="none" w:sz="0" w:space="0" w:color="000000"/>
-              </w:pBdr>
-              <w:spacing w:after="40" w:before="40" w:line="240"/>
-              <w:ind w:left="80" w:right="80" w:firstLine="0" w:firstLineChars="0"/>
-              <w:rPr>
-                <w:rFonts w:ascii="Roboto Condensed" w:hAnsi="Helvetica" w:eastAsia="Helvetica" w:cs="Roboto Condensed"/>
-                <w:i w:val="false"/>
-                <w:b w:val="false"/>
-                <w:u w:val="none"/>
-                <w:strike w:val="false"/>
-                <w:sz w:val="24"/>
-                <w:szCs w:val="24"/>
-                <w:color w:val="000000"/>
-              </w:rPr>
-            </w:pPr>
-            <w:r>
-              <w:rPr>
-                <w:rFonts w:ascii="Roboto Condensed" w:hAnsi="Helvetica" w:eastAsia="Helvetica" w:cs="Roboto Condensed"/>
-                <w:i w:val="false"/>
-                <w:b w:val="false"/>
-                <w:u w:val="none"/>
-                <w:strike w:val="false"/>
-                <w:sz w:val="24"/>
-                <w:szCs w:val="24"/>
-                <w:color w:val="000000"/>
-              </w:rPr>
-              <w:t xml:space="preserve">Italia</w:t>
-            </w:r>
-          </w:p>
-        </w:tc>
-        <w:tc>
-          <w:tcPr>
-            <w:tcBorders>
-              <w:bottom w:val="single" w:sz="4" w:space="0" w:color="A6A6A6"/>
-              <w:top w:val="single" w:sz="4" w:space="0" w:color="A6A6A6"/>
-              <w:left w:val="single" w:sz="4" w:space="0" w:color="A6A6A6"/>
-              <w:right w:val="single" w:sz="4" w:space="0" w:color="A6A6A6"/>
-            </w:tcBorders>
-            <w:shd w:val="clear" w:color="auto" w:fill="F2F2F2"/>
-            <w:tcMar>
-              <w:top w:w="0" w:type="dxa"/>
-              <w:bottom w:w="0" w:type="dxa"/>
-              <w:left w:w="0" w:type="dxa"/>
-              <w:right w:w="0" w:type="dxa"/>
-            </w:tcMar>
-            <w:vAlign w:val="center"/>
-          </w:tcPr>
-          <w:p>
-            <w:pPr>
-              <w:jc w:val="right"/>
-              <w:pBdr>
-                <w:bottom w:val="none" w:sz="0" w:space="0" w:color="000000"/>
-                <w:top w:val="none" w:sz="0" w:space="0" w:color="000000"/>
-                <w:left w:val="none" w:sz="0" w:space="0" w:color="000000"/>
-                <w:right w:val="none" w:sz="0" w:space="0" w:color="000000"/>
-              </w:pBdr>
-              <w:spacing w:after="40" w:before="40" w:line="240"/>
-              <w:ind w:left="80" w:right="80" w:firstLine="0" w:firstLineChars="0"/>
-              <w:rPr>
-                <w:rFonts w:ascii="Roboto Condensed" w:hAnsi="Helvetica" w:eastAsia="Helvetica" w:cs="Roboto Condensed"/>
-                <w:i w:val="false"/>
-                <w:b w:val="false"/>
-                <w:u w:val="none"/>
-                <w:strike w:val="false"/>
-                <w:sz w:val="24"/>
-                <w:szCs w:val="24"/>
-                <w:color w:val="000000"/>
-              </w:rPr>
-            </w:pPr>
-            <w:r>
-              <w:rPr>
-                <w:rFonts w:ascii="Roboto Condensed" w:hAnsi="Helvetica" w:eastAsia="Helvetica" w:cs="Roboto Condensed"/>
-                <w:i w:val="false"/>
-                <w:b w:val="false"/>
-                <w:u w:val="none"/>
-                <w:strike w:val="false"/>
-                <w:sz w:val="24"/>
-                <w:szCs w:val="24"/>
-                <w:color w:val="000000"/>
-              </w:rPr>
-              <w:t xml:space="preserve">1,62</w:t>
-            </w:r>
-          </w:p>
-        </w:tc>
-        <w:tc>
-          <w:tcPr>
-            <w:tcBorders>
-              <w:bottom w:val="single" w:sz="4" w:space="0" w:color="A6A6A6"/>
-              <w:top w:val="single" w:sz="4" w:space="0" w:color="A6A6A6"/>
-              <w:left w:val="single" w:sz="4" w:space="0" w:color="A6A6A6"/>
-              <w:right w:val="single" w:sz="4" w:space="0" w:color="A6A6A6"/>
-            </w:tcBorders>
-            <w:shd w:val="clear" w:color="auto" w:fill="F2F2F2"/>
-            <w:tcMar>
-              <w:top w:w="0" w:type="dxa"/>
-              <w:bottom w:w="0" w:type="dxa"/>
-              <w:left w:w="0" w:type="dxa"/>
-              <w:right w:w="0" w:type="dxa"/>
-            </w:tcMar>
-            <w:vAlign w:val="center"/>
-          </w:tcPr>
-          <w:p>
-            <w:pPr>
-              <w:jc w:val="right"/>
-              <w:pBdr>
-                <w:bottom w:val="none" w:sz="0" w:space="0" w:color="000000"/>
-                <w:top w:val="none" w:sz="0" w:space="0" w:color="000000"/>
-                <w:left w:val="none" w:sz="0" w:space="0" w:color="000000"/>
-                <w:right w:val="none" w:sz="0" w:space="0" w:color="000000"/>
-              </w:pBdr>
-              <w:spacing w:after="40" w:before="40" w:line="240"/>
-              <w:ind w:left="80" w:right="80" w:firstLine="0" w:firstLineChars="0"/>
-              <w:rPr>
-                <w:rFonts w:ascii="Roboto Condensed" w:hAnsi="Helvetica" w:eastAsia="Helvetica" w:cs="Roboto Condensed"/>
-                <w:i w:val="false"/>
-                <w:b w:val="false"/>
-                <w:u w:val="none"/>
-                <w:strike w:val="false"/>
-                <w:sz w:val="24"/>
-                <w:szCs w:val="24"/>
-                <w:color w:val="000000"/>
-              </w:rPr>
-            </w:pPr>
-            <w:r>
-              <w:rPr>
-                <w:rFonts w:ascii="Roboto Condensed" w:hAnsi="Helvetica" w:eastAsia="Helvetica" w:cs="Roboto Condensed"/>
-                <w:i w:val="false"/>
-                <w:b w:val="false"/>
-                <w:u w:val="none"/>
-                <w:strike w:val="false"/>
-                <w:sz w:val="24"/>
-                <w:szCs w:val="24"/>
-                <w:color w:val="000000"/>
-              </w:rPr>
-              <w:t xml:space="preserve">1,62</w:t>
-            </w:r>
-          </w:p>
-        </w:tc>
-        <w:tc>
-          <w:tcPr>
-            <w:tcBorders>
-              <w:bottom w:val="single" w:sz="4" w:space="0" w:color="A6A6A6"/>
-              <w:top w:val="single" w:sz="4" w:space="0" w:color="A6A6A6"/>
-              <w:left w:val="single" w:sz="4" w:space="0" w:color="A6A6A6"/>
-              <w:right w:val="single" w:sz="4" w:space="0" w:color="A6A6A6"/>
-            </w:tcBorders>
-            <w:shd w:val="clear" w:color="auto" w:fill="F2F2F2"/>
-            <w:tcMar>
-              <w:top w:w="0" w:type="dxa"/>
-              <w:bottom w:w="0" w:type="dxa"/>
-              <w:left w:w="0" w:type="dxa"/>
-              <w:right w:w="0" w:type="dxa"/>
-            </w:tcMar>
-            <w:vAlign w:val="center"/>
-          </w:tcPr>
-          <w:p>
-            <w:pPr>
-              <w:jc w:val="right"/>
-              <w:pBdr>
-                <w:bottom w:val="none" w:sz="0" w:space="0" w:color="000000"/>
-                <w:top w:val="none" w:sz="0" w:space="0" w:color="000000"/>
-                <w:left w:val="none" w:sz="0" w:space="0" w:color="000000"/>
-                <w:right w:val="none" w:sz="0" w:space="0" w:color="000000"/>
-              </w:pBdr>
-              <w:spacing w:after="40" w:before="40" w:line="240"/>
-              <w:ind w:left="80" w:right="80" w:firstLine="0" w:firstLineChars="0"/>
-              <w:rPr>
-                <w:rFonts w:ascii="Roboto Condensed" w:hAnsi="Helvetica" w:eastAsia="Helvetica" w:cs="Roboto Condensed"/>
-                <w:i w:val="false"/>
-                <w:b w:val="false"/>
-                <w:u w:val="none"/>
-                <w:strike w:val="false"/>
-                <w:sz w:val="24"/>
-                <w:szCs w:val="24"/>
-                <w:color w:val="000000"/>
-              </w:rPr>
-            </w:pPr>
-            <w:r>
-              <w:rPr>
-                <w:rFonts w:ascii="Roboto Condensed" w:hAnsi="Helvetica" w:eastAsia="Helvetica" w:cs="Roboto Condensed"/>
-                <w:i w:val="false"/>
-                <w:b w:val="false"/>
-                <w:u w:val="none"/>
-                <w:strike w:val="false"/>
-                <w:sz w:val="24"/>
-                <w:szCs w:val="24"/>
-                <w:color w:val="000000"/>
-              </w:rPr>
-              <w:t xml:space="preserve">1,30</w:t>
-            </w:r>
-          </w:p>
-        </w:tc>
-        <w:tc>
-          <w:tcPr>
-            <w:tcBorders>
-              <w:bottom w:val="single" w:sz="4" w:space="0" w:color="A6A6A6"/>
-              <w:top w:val="single" w:sz="4" w:space="0" w:color="A6A6A6"/>
-              <w:left w:val="single" w:sz="4" w:space="0" w:color="A6A6A6"/>
-              <w:right w:val="single" w:sz="4" w:space="0" w:color="A6A6A6"/>
-            </w:tcBorders>
-            <w:shd w:val="clear" w:color="auto" w:fill="F2F2F2"/>
-            <w:tcMar>
-              <w:top w:w="0" w:type="dxa"/>
-              <w:bottom w:w="0" w:type="dxa"/>
-              <w:left w:w="0" w:type="dxa"/>
-              <w:right w:w="0" w:type="dxa"/>
-            </w:tcMar>
-            <w:vAlign w:val="center"/>
-          </w:tcPr>
-          <w:p>
-            <w:pPr>
-              <w:jc w:val="right"/>
-              <w:pBdr>
-                <w:bottom w:val="none" w:sz="0" w:space="0" w:color="000000"/>
-                <w:top w:val="none" w:sz="0" w:space="0" w:color="000000"/>
-                <w:left w:val="none" w:sz="0" w:space="0" w:color="000000"/>
-                <w:right w:val="none" w:sz="0" w:space="0" w:color="000000"/>
-              </w:pBdr>
-              <w:spacing w:after="40" w:before="40" w:line="240"/>
-              <w:ind w:left="80" w:right="80" w:firstLine="0" w:firstLineChars="0"/>
-              <w:rPr>
-                <w:rFonts w:ascii="Roboto Condensed" w:hAnsi="Helvetica" w:eastAsia="Helvetica" w:cs="Roboto Condensed"/>
-                <w:i w:val="false"/>
-                <w:b w:val="false"/>
-                <w:u w:val="none"/>
-                <w:strike w:val="false"/>
-                <w:sz w:val="24"/>
-                <w:szCs w:val="24"/>
-                <w:color w:val="000000"/>
-              </w:rPr>
-            </w:pPr>
-            <w:r>
-              <w:rPr>
-                <w:rFonts w:ascii="Roboto Condensed" w:hAnsi="Helvetica" w:eastAsia="Helvetica" w:cs="Roboto Condensed"/>
-                <w:i w:val="false"/>
-                <w:b w:val="false"/>
-                <w:u w:val="none"/>
-                <w:strike w:val="false"/>
-                <w:sz w:val="24"/>
-                <w:szCs w:val="24"/>
-                <w:color w:val="000000"/>
-              </w:rPr>
-              <w:t xml:space="preserve">1,42</w:t>
-            </w:r>
-          </w:p>
-        </w:tc>
-        <w:tc>
-          <w:tcPr>
-            <w:tcBorders>
-              <w:bottom w:val="single" w:sz="4" w:space="0" w:color="A6A6A6"/>
-              <w:top w:val="single" w:sz="4" w:space="0" w:color="A6A6A6"/>
-              <w:left w:val="single" w:sz="4" w:space="0" w:color="A6A6A6"/>
-              <w:right w:val="single" w:sz="4" w:space="0" w:color="A6A6A6"/>
-            </w:tcBorders>
-            <w:shd w:val="clear" w:color="auto" w:fill="F2F2F2"/>
-            <w:tcMar>
-              <w:top w:w="0" w:type="dxa"/>
-              <w:bottom w:w="0" w:type="dxa"/>
-              <w:left w:w="0" w:type="dxa"/>
-              <w:right w:w="0" w:type="dxa"/>
-            </w:tcMar>
-            <w:vAlign w:val="center"/>
-          </w:tcPr>
-          <w:p>
-            <w:pPr>
-              <w:jc w:val="right"/>
-              <w:pBdr>
-                <w:bottom w:val="none" w:sz="0" w:space="0" w:color="000000"/>
-                <w:top w:val="none" w:sz="0" w:space="0" w:color="000000"/>
-                <w:left w:val="none" w:sz="0" w:space="0" w:color="000000"/>
-                <w:right w:val="none" w:sz="0" w:space="0" w:color="000000"/>
-              </w:pBdr>
-              <w:spacing w:after="40" w:before="40" w:line="240"/>
-              <w:ind w:left="80" w:right="80" w:firstLine="0" w:firstLineChars="0"/>
-              <w:rPr>
-                <w:rFonts w:ascii="Roboto Condensed" w:hAnsi="Helvetica" w:eastAsia="Helvetica" w:cs="Roboto Condensed"/>
-                <w:i w:val="false"/>
-                <w:b w:val="false"/>
-                <w:u w:val="none"/>
-                <w:strike w:val="false"/>
-                <w:sz w:val="24"/>
-                <w:szCs w:val="24"/>
-                <w:color w:val="000000"/>
-              </w:rPr>
-            </w:pPr>
-            <w:r>
-              <w:rPr>
-                <w:rFonts w:ascii="Roboto Condensed" w:hAnsi="Helvetica" w:eastAsia="Helvetica" w:cs="Roboto Condensed"/>
-                <w:i w:val="false"/>
-                <w:b w:val="false"/>
-                <w:u w:val="none"/>
-                <w:strike w:val="false"/>
-                <w:sz w:val="24"/>
-                <w:szCs w:val="24"/>
-                <w:color w:val="000000"/>
-              </w:rPr>
-              <w:t xml:space="preserve">1,46</w:t>
-            </w:r>
-          </w:p>
-        </w:tc>
-        <w:tc>
-          <w:tcPr>
-            <w:tcBorders>
-              <w:bottom w:val="single" w:sz="4" w:space="0" w:color="A6A6A6"/>
-              <w:top w:val="single" w:sz="4" w:space="0" w:color="A6A6A6"/>
-              <w:left w:val="single" w:sz="4" w:space="0" w:color="A6A6A6"/>
-              <w:right w:val="single" w:sz="4" w:space="0" w:color="A6A6A6"/>
-            </w:tcBorders>
-            <w:shd w:val="clear" w:color="auto" w:fill="F2F2F2"/>
-            <w:tcMar>
-              <w:top w:w="0" w:type="dxa"/>
-              <w:bottom w:w="0" w:type="dxa"/>
-              <w:left w:w="0" w:type="dxa"/>
-              <w:right w:w="0" w:type="dxa"/>
-            </w:tcMar>
-            <w:vAlign w:val="center"/>
-          </w:tcPr>
-          <w:p>
-            <w:pPr>
-              <w:jc w:val="right"/>
-              <w:pBdr>
-                <w:bottom w:val="none" w:sz="0" w:space="0" w:color="000000"/>
-                <w:top w:val="none" w:sz="0" w:space="0" w:color="000000"/>
-                <w:left w:val="none" w:sz="0" w:space="0" w:color="000000"/>
-                <w:right w:val="none" w:sz="0" w:space="0" w:color="000000"/>
-              </w:pBdr>
-              <w:spacing w:after="40" w:before="40" w:line="240"/>
-              <w:ind w:left="80" w:right="80" w:firstLine="0" w:firstLineChars="0"/>
-              <w:rPr>
-                <w:rFonts w:ascii="Roboto Condensed" w:hAnsi="Helvetica" w:eastAsia="Helvetica" w:cs="Roboto Condensed"/>
-                <w:i w:val="false"/>
-                <w:b w:val="false"/>
-                <w:u w:val="none"/>
-                <w:strike w:val="false"/>
-                <w:sz w:val="24"/>
-                <w:szCs w:val="24"/>
-                <w:color w:val="000000"/>
-              </w:rPr>
-            </w:pPr>
-            <w:r>
-              <w:rPr>
-                <w:rFonts w:ascii="Roboto Condensed" w:hAnsi="Helvetica" w:eastAsia="Helvetica" w:cs="Roboto Condensed"/>
-                <w:i w:val="false"/>
-                <w:b w:val="false"/>
-                <w:u w:val="none"/>
-                <w:strike w:val="false"/>
-                <w:sz w:val="24"/>
-                <w:szCs w:val="24"/>
-                <w:color w:val="000000"/>
-              </w:rPr>
-              <w:t xml:space="preserve"/>
             </w:r>
           </w:p>
         </w:tc>
